--- a/A13/A13_reading_summary.docx
+++ b/A13/A13_reading_summary.docx
@@ -4,64 +4,48 @@
   <w:body>
     <w:p>
       <w:pPr>
-        <w:spacing w:before="1520" w:after="240"/>
+        <w:spacing w:before="680"/>
+        <w:jc w:val="center"/>
+      </w:pPr>
+      <w:r>
+        <w:rPr>
+          <w:rFonts w:ascii="Times New Roman" w:hAnsi="Times New Roman" w:eastAsia="Times New Roman"/>
+          <w:b/>
+          <w:color w:val="1A5276"/>
+          <w:sz w:val="44"/>
+        </w:rPr>
+        <w:t>The Vocabulary Problem in Human-System</w:t>
+        <w:br/>
+        <w:t>Communication</w:t>
+      </w:r>
+    </w:p>
+    <w:p>
+      <w:pPr>
         <w:jc w:val="center"/>
       </w:pPr>
       <w:r>
         <w:rPr>
           <w:rFonts w:ascii="Noto Sans CJK TC" w:hAnsi="Noto Sans CJK TC" w:eastAsia="Noto Sans CJK TC"/>
           <w:b/>
-          <w:color w:val="B7794D"/>
-          <w:sz w:val="22"/>
+          <w:color w:val="1A5276"/>
+          <w:sz w:val="36"/>
         </w:rPr>
-        <w:t>A13｜論文研讀庫</w:t>
+        <w:t>人機系統溝通中的詞彙問題</w:t>
       </w:r>
     </w:p>
     <w:p>
       <w:pPr>
-        <w:spacing w:after="160"/>
         <w:jc w:val="center"/>
       </w:pPr>
       <w:r>
         <w:rPr>
-          <w:rFonts w:ascii="Noto Sans CJK TC" w:hAnsi="Noto Sans CJK TC" w:eastAsia="Noto Sans CJK TC"/>
-          <w:b/>
-          <w:color w:val="2F6B57"/>
-          <w:sz w:val="50"/>
+          <w:rFonts w:ascii="Times New Roman" w:hAnsi="Times New Roman" w:eastAsia="Times New Roman"/>
+          <w:color w:val="666666"/>
+          <w:sz w:val="20"/>
         </w:rPr>
-        <w:t>The Vocabulary Problem in Human-System Communication</w:t>
-      </w:r>
-    </w:p>
-    <w:p>
-      <w:pPr>
-        <w:spacing w:after="440"/>
-        <w:jc w:val="center"/>
-      </w:pPr>
-      <w:r>
-        <w:rPr>
-          <w:rFonts w:ascii="Noto Sans CJK TC" w:hAnsi="Noto Sans CJK TC" w:eastAsia="Noto Sans CJK TC"/>
-          <w:b w:val="0"/>
-          <w:color w:val="4C4C4C"/>
-          <w:sz w:val="28"/>
-        </w:rPr>
-        <w:t>口語研讀摘要｜人機溝通中的詞彙問題</w:t>
-      </w:r>
-    </w:p>
-    <w:p>
-      <w:pPr>
-        <w:spacing w:line="348" w:lineRule="auto" w:after="640"/>
-        <w:jc w:val="center"/>
-      </w:pPr>
-      <w:r>
-        <w:rPr>
-          <w:rFonts w:ascii="Noto Sans CJK TC" w:hAnsi="Noto Sans CJK TC" w:eastAsia="Noto Sans CJK TC"/>
-          <w:b w:val="0"/>
-          <w:color w:val="555555"/>
-          <w:sz w:val="21"/>
-        </w:rPr>
-        <w:t>G. W. Furnas · T. K. Landauer · L. M. Gomez · S. T. Dumais</w:t>
+        <w:t>G. W. Furnas, T. K. Landauer, L. M. Gomez, S. T. Dumais</w:t>
         <w:br/>
-        <w:t>Communications of the ACM, 30(11), 964-971 · 1987</w:t>
+        <w:t>Communications of the ACM 30(11), 964–971 (1987)</w:t>
         <w:br/>
         <w:t>DOI: 10.1145/32206.32212</w:t>
       </w:r>
@@ -69,37 +53,68 @@
     <w:tbl>
       <w:tblPr>
         <w:tblW w:type="auto" w:w="0"/>
-        <w:jc w:val="center"/>
         <w:tblLayout w:type="fixed"/>
         <w:tblLook w:firstColumn="1" w:firstRow="1" w:lastColumn="0" w:lastRow="0" w:noHBand="0" w:noVBand="1" w:val="04A0"/>
       </w:tblPr>
       <w:tblGrid>
-        <w:gridCol w:w="8208"/>
+        <w:gridCol w:w="9432"/>
       </w:tblGrid>
       <w:tr>
         <w:tc>
           <w:tcPr>
-            <w:tcW w:type="dxa" w:w="8208"/>
+            <w:tcW w:type="dxa" w:w="9432"/>
             <w:vAlign w:val="center"/>
-            <w:shd w:fill="EAF4EF"/>
+            <w:shd w:fill="EAF4FB"/>
+            <w:tcBorders>
+              <w:left w:val="single" w:sz="18" w:color="1A5276"/>
+              <w:top w:val="single" w:sz="4" w:color="85C1E9"/>
+              <w:bottom w:val="single" w:sz="4" w:color="85C1E9"/>
+              <w:right w:val="single" w:sz="4" w:color="85C1E9"/>
+            </w:tcBorders>
           </w:tcPr>
           <w:p>
             <w:pPr>
-              <w:jc w:val="center"/>
+              <w:spacing w:before="40" w:after="40" w:line="252" w:lineRule="auto"/>
             </w:pPr>
             <w:r>
               <w:rPr>
                 <w:rFonts w:ascii="Noto Sans CJK TC" w:hAnsi="Noto Sans CJK TC" w:eastAsia="Noto Sans CJK TC"/>
                 <w:b/>
-                <w:color w:val="285943"/>
-                <w:sz w:val="21"/>
+                <w:color w:val="1A5276"/>
+                <w:sz w:val="18"/>
               </w:rPr>
-              <w:t>逐段中英對照｜保留原始頁面、圖表與圖說｜另附口語研讀摘要</w:t>
+              <w:t xml:space="preserve">▶ 閱讀說明　</w:t>
+            </w:r>
+            <w:r>
+              <w:rPr>
+                <w:rFonts w:ascii="Noto Sans CJK TC" w:hAnsi="Noto Sans CJK TC" w:eastAsia="Noto Sans CJK TC"/>
+                <w:color w:val="1A5276"/>
+                <w:sz w:val="20"/>
+              </w:rPr>
+              <w:t>口語研讀摘要：用「為什麼值得看、提出什麼、證據是什麼、和我的研究有何關係、還要核對什麼」的順序整理。</w:t>
             </w:r>
           </w:p>
         </w:tc>
       </w:tr>
     </w:tbl>
+    <w:p>
+      <w:pPr>
+        <w:spacing w:after="20" w:before="0"/>
+      </w:pPr>
+    </w:p>
+    <w:p>
+      <w:pPr>
+        <w:jc w:val="center"/>
+      </w:pPr>
+      <w:r>
+        <w:rPr>
+          <w:rFonts w:ascii="Noto Sans CJK TC" w:hAnsi="Noto Sans CJK TC" w:eastAsia="Noto Sans CJK TC"/>
+          <w:color w:val="888888"/>
+          <w:sz w:val="18"/>
+        </w:rPr>
+        <w:t>羅靜娟｜論文研讀庫 A13</w:t>
+      </w:r>
+    </w:p>
     <w:p>
       <w:r>
         <w:br w:type="page"/>
@@ -107,45 +122,62 @@
     </w:p>
     <w:p>
       <w:pPr>
-        <w:pStyle w:val="Heading1"/>
+        <w:keepNext/>
+        <w:spacing w:before="180" w:after="120"/>
+        <w:shd w:fill="1A5276"/>
       </w:pPr>
       <w:r>
+        <w:rPr>
+          <w:rFonts w:ascii="Noto Sans CJK TC" w:hAnsi="Noto Sans CJK TC" w:eastAsia="Noto Sans CJK TC"/>
+          <w:b/>
+          <w:color w:val="FFFFFF"/>
+          <w:sz w:val="26"/>
+        </w:rPr>
         <w:t>先講結論</w:t>
       </w:r>
     </w:p>
     <w:p>
       <w:pPr>
-        <w:pStyle w:val="ChineseTranslation"/>
+        <w:pStyle w:val="ListBullet"/>
+        <w:spacing w:after="80"/>
+        <w:ind w:left="259" w:hanging="173"/>
       </w:pPr>
       <w:r>
         <w:rPr>
           <w:rFonts w:ascii="Noto Sans CJK TC" w:hAnsi="Noto Sans CJK TC" w:eastAsia="Noto Sans CJK TC"/>
-          <w:b/>
-          <w:color w:val="285943"/>
-          <w:sz w:val="23"/>
+          <w:color w:val="222222"/>
+          <w:sz w:val="20"/>
         </w:rPr>
         <w:t>這篇論文最重要的提醒是：使用者不是『不會搜尋』，而是人本來就會用非常不同的詞描述同一件事。若系統只接受設計者想到的少數名稱，第一次存取很容易失敗；改善方向是累積大量別名、按實際使用頻率加權，並在模糊時讓使用者消歧義。</w:t>
       </w:r>
     </w:p>
     <w:p>
       <w:pPr>
-        <w:pStyle w:val="Heading1"/>
+        <w:keepNext/>
+        <w:spacing w:before="180" w:after="120"/>
+        <w:shd w:fill="1A5276"/>
       </w:pPr>
       <w:r>
+        <w:rPr>
+          <w:rFonts w:ascii="Noto Sans CJK TC" w:hAnsi="Noto Sans CJK TC" w:eastAsia="Noto Sans CJK TC"/>
+          <w:b/>
+          <w:color w:val="FFFFFF"/>
+          <w:sz w:val="26"/>
+        </w:rPr>
         <w:t>這篇為什麼值得看</w:t>
       </w:r>
     </w:p>
     <w:p>
       <w:pPr>
         <w:pStyle w:val="ListBullet"/>
-        <w:ind w:left="432" w:hanging="230"/>
+        <w:spacing w:after="80"/>
+        <w:ind w:left="259" w:hanging="173"/>
       </w:pPr>
       <w:r>
         <w:rPr>
           <w:rFonts w:ascii="Noto Sans CJK TC" w:hAnsi="Noto Sans CJK TC" w:eastAsia="Noto Sans CJK TC"/>
-          <w:b w:val="0"/>
-          <w:color w:val="2B2B2B"/>
-          <w:sz w:val="21"/>
+          <w:color w:val="222222"/>
+          <w:sz w:val="20"/>
         </w:rPr>
         <w:t>它是 1987 年的人機互動經典研究，直接用資料回答『為什麼使用者明明知道自己要什麼，卻找不到系統裡的東西』。</w:t>
       </w:r>
@@ -153,14 +185,14 @@
     <w:p>
       <w:pPr>
         <w:pStyle w:val="ListBullet"/>
-        <w:ind w:left="432" w:hanging="230"/>
+        <w:spacing w:after="80"/>
+        <w:ind w:left="259" w:hanging="173"/>
       </w:pPr>
       <w:r>
         <w:rPr>
           <w:rFonts w:ascii="Noto Sans CJK TC" w:hAnsi="Noto Sans CJK TC" w:eastAsia="Noto Sans CJK TC"/>
-          <w:b w:val="0"/>
-          <w:color w:val="2B2B2B"/>
-          <w:sz w:val="21"/>
+          <w:color w:val="222222"/>
+          <w:sz w:val="20"/>
         </w:rPr>
         <w:t>它把搜尋失敗從『使用者用錯字』改寫成『系統沒有涵蓋人類真實詞彙變異』，這個視角和今日的查詢擴展、同義詞庫、語意搜尋仍高度相關。</w:t>
       </w:r>
@@ -168,37 +200,45 @@
     <w:p>
       <w:pPr>
         <w:pStyle w:val="ListBullet"/>
-        <w:ind w:left="432" w:hanging="230"/>
+        <w:spacing w:after="80"/>
+        <w:ind w:left="259" w:hanging="173"/>
       </w:pPr>
       <w:r>
         <w:rPr>
           <w:rFonts w:ascii="Noto Sans CJK TC" w:hAnsi="Noto Sans CJK TC" w:eastAsia="Noto Sans CJK TC"/>
-          <w:b w:val="0"/>
-          <w:color w:val="2B2B2B"/>
-          <w:sz w:val="21"/>
+          <w:color w:val="222222"/>
+          <w:sz w:val="20"/>
         </w:rPr>
         <w:t>它提供可量化的基準：兩人對同一項目想到同一詞的機率很低，設計者憑直覺選一個名稱並不可靠。</w:t>
       </w:r>
     </w:p>
     <w:p>
       <w:pPr>
-        <w:pStyle w:val="Heading1"/>
+        <w:keepNext/>
+        <w:spacing w:before="180" w:after="120"/>
+        <w:shd w:fill="1A5276"/>
       </w:pPr>
       <w:r>
+        <w:rPr>
+          <w:rFonts w:ascii="Noto Sans CJK TC" w:hAnsi="Noto Sans CJK TC" w:eastAsia="Noto Sans CJK TC"/>
+          <w:b/>
+          <w:color w:val="FFFFFF"/>
+          <w:sz w:val="26"/>
+        </w:rPr>
         <w:t>它到底提出什麼</w:t>
       </w:r>
     </w:p>
     <w:p>
       <w:pPr>
         <w:pStyle w:val="ListBullet"/>
-        <w:ind w:left="432" w:hanging="230"/>
+        <w:spacing w:after="80"/>
+        <w:ind w:left="259" w:hanging="173"/>
       </w:pPr>
       <w:r>
         <w:rPr>
           <w:rFonts w:ascii="Noto Sans CJK TC" w:hAnsi="Noto Sans CJK TC" w:eastAsia="Noto Sans CJK TC"/>
-          <w:b w:val="0"/>
-          <w:color w:val="2B2B2B"/>
-          <w:sz w:val="21"/>
+          <w:color w:val="222222"/>
+          <w:sz w:val="20"/>
         </w:rPr>
         <w:t>先否定單一『自然、明顯、自證』名稱的神話：即使挑出最常見的詞，多數情境仍有 65%-85% 的第一次失敗。</w:t>
       </w:r>
@@ -206,14 +246,14 @@
     <w:p>
       <w:pPr>
         <w:pStyle w:val="ListBullet"/>
-        <w:ind w:left="432" w:hanging="230"/>
+        <w:spacing w:after="80"/>
+        <w:ind w:left="259" w:hanging="173"/>
       </w:pPr>
       <w:r>
         <w:rPr>
           <w:rFonts w:ascii="Noto Sans CJK TC" w:hAnsi="Noto Sans CJK TC" w:eastAsia="Noto Sans CJK TC"/>
-          <w:b w:val="0"/>
-          <w:color w:val="2B2B2B"/>
-          <w:sz w:val="21"/>
+          <w:color w:val="222222"/>
+          <w:sz w:val="20"/>
         </w:rPr>
         <w:t>少量別名有幫助，但邊際效益很快下降；要得到真正可用的覆蓋率，需要遠多於一般設計者直覺上會配置的替代詞。</w:t>
       </w:r>
@@ -221,14 +261,14 @@
     <w:p>
       <w:pPr>
         <w:pStyle w:val="ListBullet"/>
-        <w:ind w:left="432" w:hanging="230"/>
+        <w:spacing w:after="80"/>
+        <w:ind w:left="259" w:hanging="173"/>
       </w:pPr>
       <w:r>
         <w:rPr>
           <w:rFonts w:ascii="Noto Sans CJK TC" w:hAnsi="Noto Sans CJK TC" w:eastAsia="Noto Sans CJK TC"/>
-          <w:b w:val="0"/>
-          <w:color w:val="2B2B2B"/>
-          <w:sz w:val="21"/>
+          <w:color w:val="222222"/>
+          <w:sz w:val="20"/>
         </w:rPr>
         <w:t>設計觀點要從 item-centered 轉向 word-centered：不要只問『這個項目該叫什麼』，而要問『使用者可能輸入哪些詞，而每個詞最可能指向什麼』。</w:t>
       </w:r>
@@ -236,37 +276,45 @@
     <w:p>
       <w:pPr>
         <w:pStyle w:val="ListBullet"/>
-        <w:ind w:left="432" w:hanging="230"/>
+        <w:spacing w:after="80"/>
+        <w:ind w:left="259" w:hanging="173"/>
       </w:pPr>
       <w:r>
         <w:rPr>
           <w:rFonts w:ascii="Noto Sans CJK TC" w:hAnsi="Noto Sans CJK TC" w:eastAsia="Noto Sans CJK TC"/>
-          <w:b w:val="0"/>
-          <w:color w:val="2B2B2B"/>
-          <w:sz w:val="21"/>
+          <w:color w:val="222222"/>
+          <w:sz w:val="20"/>
         </w:rPr>
         <w:t>不限量別名不是直接執行所有猜測。當一個詞可能指向多個項目時，系統應回傳少量候選，讓使用者辨識與消歧義。</w:t>
       </w:r>
     </w:p>
     <w:p>
       <w:pPr>
-        <w:pStyle w:val="Heading1"/>
+        <w:keepNext/>
+        <w:spacing w:before="180" w:after="120"/>
+        <w:shd w:fill="1A5276"/>
       </w:pPr>
       <w:r>
+        <w:rPr>
+          <w:rFonts w:ascii="Noto Sans CJK TC" w:hAnsi="Noto Sans CJK TC" w:eastAsia="Noto Sans CJK TC"/>
+          <w:b/>
+          <w:color w:val="FFFFFF"/>
+          <w:sz w:val="26"/>
+        </w:rPr>
         <w:t>證據與方法</w:t>
       </w:r>
     </w:p>
     <w:p>
       <w:pPr>
         <w:pStyle w:val="ListBullet"/>
-        <w:ind w:left="432" w:hanging="230"/>
+        <w:spacing w:after="80"/>
+        <w:ind w:left="259" w:hanging="173"/>
       </w:pPr>
       <w:r>
         <w:rPr>
           <w:rFonts w:ascii="Noto Sans CJK TC" w:hAnsi="Noto Sans CJK TC" w:eastAsia="Noto Sans CJK TC"/>
-          <w:b w:val="0"/>
-          <w:color w:val="2B2B2B"/>
-          <w:sz w:val="21"/>
+          <w:color w:val="222222"/>
+          <w:sz w:val="20"/>
         </w:rPr>
         <w:t>研究涵蓋五個應用領域、六組資料集：Editor-5 與 Editor-25 同屬文字編輯領域，另外還有 Decoder、Common Objects、Classifieds、Recipe Keywords；樣本來源包含 48 位打字員、100 位系統設計者、337 位大學生、30 位家庭主婦，以及 8 位專業廚師與 16 位家庭主婦。</w:t>
       </w:r>
@@ -274,14 +322,14 @@
     <w:p>
       <w:pPr>
         <w:pStyle w:val="ListBullet"/>
-        <w:ind w:left="432" w:hanging="230"/>
+        <w:spacing w:after="80"/>
+        <w:ind w:left="259" w:hanging="173"/>
       </w:pPr>
       <w:r>
         <w:rPr>
           <w:rFonts w:ascii="Noto Sans CJK TC" w:hAnsi="Noto Sans CJK TC" w:eastAsia="Noto Sans CJK TC"/>
-          <w:b w:val="0"/>
-          <w:color w:val="2B2B2B"/>
-          <w:sz w:val="21"/>
+          <w:color w:val="222222"/>
+          <w:sz w:val="20"/>
         </w:rPr>
         <w:t>Results Table I（p.966）：兩人對同一項目使用相同詞的機率依序為 .07、.11、.08、.12、.14、.18。</w:t>
       </w:r>
@@ -289,14 +337,14 @@
     <w:p>
       <w:pPr>
         <w:pStyle w:val="ListBullet"/>
-        <w:ind w:left="432" w:hanging="230"/>
+        <w:spacing w:after="80"/>
+        <w:ind w:left="259" w:hanging="173"/>
       </w:pPr>
       <w:r>
         <w:rPr>
           <w:rFonts w:ascii="Noto Sans CJK TC" w:hAnsi="Noto Sans CJK TC" w:eastAsia="Noto Sans CJK TC"/>
-          <w:b w:val="0"/>
-          <w:color w:val="2B2B2B"/>
-          <w:sz w:val="21"/>
+          <w:color w:val="222222"/>
+          <w:sz w:val="20"/>
         </w:rPr>
         <w:t>Results Table II（p.967）：即使使用最常見的單一詞，各資料集命中率估計約 .15-.36，換言之仍常失敗。</w:t>
       </w:r>
@@ -304,14 +352,14 @@
     <w:p>
       <w:pPr>
         <w:pStyle w:val="ListBullet"/>
-        <w:ind w:left="432" w:hanging="230"/>
+        <w:spacing w:after="80"/>
+        <w:ind w:left="259" w:hanging="173"/>
       </w:pPr>
       <w:r>
         <w:rPr>
           <w:rFonts w:ascii="Noto Sans CJK TC" w:hAnsi="Noto Sans CJK TC" w:eastAsia="Noto Sans CJK TC"/>
-          <w:b w:val="0"/>
-          <w:color w:val="2B2B2B"/>
-          <w:sz w:val="21"/>
+          <w:color w:val="222222"/>
+          <w:sz w:val="20"/>
         </w:rPr>
         <w:t>Results Tables III-IV（p.967）：三個直覺別名的命中率約 .20-.45；三個最熱門別名約 .37-.67。Figure 2（p.967）與 p.968 正文顯示，即使 15 個最佳別名，Common Objects 也大約只能涵蓋 60%-80% 的嘗試。</w:t>
       </w:r>
@@ -319,14 +367,14 @@
     <w:p>
       <w:pPr>
         <w:pStyle w:val="ListBullet"/>
-        <w:ind w:left="432" w:hanging="230"/>
+        <w:spacing w:after="80"/>
+        <w:ind w:left="259" w:hanging="173"/>
       </w:pPr>
       <w:r>
         <w:rPr>
           <w:rFonts w:ascii="Noto Sans CJK TC" w:hAnsi="Noto Sans CJK TC" w:eastAsia="Noto Sans CJK TC"/>
-          <w:b w:val="0"/>
-          <w:color w:val="2B2B2B"/>
-          <w:sz w:val="21"/>
+          <w:color w:val="222222"/>
+          <w:sz w:val="20"/>
         </w:rPr>
         <w:t>Results Table V（p.968）：同一詞兩次使用時指向相同項目的機率落差很大，從 Recipe Keywords 的 .13 到 Decoder 的 .73，顯示別名覆蓋與精確率必須一起處理。</w:t>
       </w:r>
@@ -334,14 +382,14 @@
     <w:p>
       <w:pPr>
         <w:pStyle w:val="ListBullet"/>
-        <w:ind w:left="432" w:hanging="230"/>
+        <w:spacing w:after="80"/>
+        <w:ind w:left="259" w:hanging="173"/>
       </w:pPr>
       <w:r>
         <w:rPr>
           <w:rFonts w:ascii="Noto Sans CJK TC" w:hAnsi="Noto Sans CJK TC" w:eastAsia="Noto Sans CJK TC"/>
-          <w:b w:val="0"/>
-          <w:color w:val="2B2B2B"/>
-          <w:sz w:val="21"/>
+          <w:color w:val="222222"/>
+          <w:sz w:val="20"/>
         </w:rPr>
         <w:t>Results Table VI（p.969）：理想資料下，成功前的中位猜測數多半為 1，Editor-25 為 3、Recipe Keywords 為 4；各領域項目數分別為 5、25、12、50、64、188。以一半資料重估時，表現約下降三分之一；Classifieds 只用 8 位受試者資料時腰斬，Common Objects 用 178 位資料時降三分之一，Editor-5 用 24 位資料時僅降 10%。</w:t>
       </w:r>
@@ -349,37 +397,45 @@
     <w:p>
       <w:pPr>
         <w:pStyle w:val="ListBullet"/>
-        <w:ind w:left="432" w:hanging="230"/>
+        <w:spacing w:after="80"/>
+        <w:ind w:left="259" w:hanging="173"/>
       </w:pPr>
       <w:r>
         <w:rPr>
           <w:rFonts w:ascii="Noto Sans CJK TC" w:hAnsi="Noto Sans CJK TC" w:eastAsia="Noto Sans CJK TC"/>
-          <w:b w:val="0"/>
-          <w:color w:val="2B2B2B"/>
-          <w:sz w:val="21"/>
+          <w:color w:val="222222"/>
+          <w:sz w:val="20"/>
         </w:rPr>
         <w:t>作者用實際詞彙使用資料建立 word-object 頻率表，再模擬不同命名與別名策略，而不是只比較兩個既有介面。</w:t>
       </w:r>
     </w:p>
     <w:p>
       <w:pPr>
-        <w:pStyle w:val="Heading1"/>
+        <w:keepNext/>
+        <w:spacing w:before="180" w:after="120"/>
+        <w:shd w:fill="1A5276"/>
       </w:pPr>
       <w:r>
+        <w:rPr>
+          <w:rFonts w:ascii="Noto Sans CJK TC" w:hAnsi="Noto Sans CJK TC" w:eastAsia="Noto Sans CJK TC"/>
+          <w:b/>
+          <w:color w:val="FFFFFF"/>
+          <w:sz w:val="26"/>
+        </w:rPr>
         <w:t>和 Tarshar 的知識管理／語意搜尋研究有什麼關係</w:t>
       </w:r>
     </w:p>
     <w:p>
       <w:pPr>
         <w:pStyle w:val="ListBullet"/>
-        <w:ind w:left="432" w:hanging="230"/>
+        <w:spacing w:after="80"/>
+        <w:ind w:left="259" w:hanging="173"/>
       </w:pPr>
       <w:r>
         <w:rPr>
           <w:rFonts w:ascii="Noto Sans CJK TC" w:hAnsi="Noto Sans CJK TC" w:eastAsia="Noto Sans CJK TC"/>
-          <w:b w:val="0"/>
-          <w:color w:val="2B2B2B"/>
-          <w:sz w:val="21"/>
+          <w:color w:val="222222"/>
+          <w:sz w:val="20"/>
         </w:rPr>
         <w:t>可作為『關鍵字搜尋為何漏找』的理論與實證前史：問題不只在文件內容，也在查詢詞與索引詞沒有對上。</w:t>
       </w:r>
@@ -387,14 +443,14 @@
     <w:p>
       <w:pPr>
         <w:pStyle w:val="ListBullet"/>
-        <w:ind w:left="432" w:hanging="230"/>
+        <w:spacing w:after="80"/>
+        <w:ind w:left="259" w:hanging="173"/>
       </w:pPr>
       <w:r>
         <w:rPr>
           <w:rFonts w:ascii="Noto Sans CJK TC" w:hAnsi="Noto Sans CJK TC" w:eastAsia="Noto Sans CJK TC"/>
-          <w:b w:val="0"/>
-          <w:color w:val="2B2B2B"/>
-          <w:sz w:val="21"/>
+          <w:color w:val="222222"/>
+          <w:sz w:val="20"/>
         </w:rPr>
         <w:t>可支撐同義詞庫、別名表、查詢擴展、使用紀錄回饋等設計需求；尤其適合解釋為什麼知識庫要吸收第一線使用者真實用語。</w:t>
       </w:r>
@@ -402,14 +458,14 @@
     <w:p>
       <w:pPr>
         <w:pStyle w:val="ListBullet"/>
-        <w:ind w:left="432" w:hanging="230"/>
+        <w:spacing w:after="80"/>
+        <w:ind w:left="259" w:hanging="173"/>
       </w:pPr>
       <w:r>
         <w:rPr>
           <w:rFonts w:ascii="Noto Sans CJK TC" w:hAnsi="Noto Sans CJK TC" w:eastAsia="Noto Sans CJK TC"/>
-          <w:b w:val="0"/>
-          <w:color w:val="2B2B2B"/>
-          <w:sz w:val="21"/>
+          <w:color w:val="222222"/>
+          <w:sz w:val="20"/>
         </w:rPr>
         <w:t>可把今日語意搜尋理解成更進一步的 word-centered 機制：不只記錄字面別名，也用向量語意找相近表達。不過這是延伸解讀，原文沒有討論 embedding、RAG 或生成式 AI。</w:t>
       </w:r>
@@ -417,37 +473,45 @@
     <w:p>
       <w:pPr>
         <w:pStyle w:val="ListBullet"/>
-        <w:ind w:left="432" w:hanging="230"/>
+        <w:spacing w:after="80"/>
+        <w:ind w:left="259" w:hanging="173"/>
       </w:pPr>
       <w:r>
         <w:rPr>
           <w:rFonts w:ascii="Noto Sans CJK TC" w:hAnsi="Noto Sans CJK TC" w:eastAsia="Noto Sans CJK TC"/>
-          <w:b w:val="0"/>
-          <w:color w:val="2B2B2B"/>
-          <w:sz w:val="21"/>
+          <w:color w:val="222222"/>
+          <w:sz w:val="20"/>
         </w:rPr>
         <w:t>評估時可沿用它的問題意識：測第一次命中、Top-k 候選內是否找到、需要幾次消歧義，以及新詞出現率；再與 A12 的 on-topic rate 或現代檢索指標銜接。</w:t>
       </w:r>
     </w:p>
     <w:p>
       <w:pPr>
-        <w:pStyle w:val="Heading1"/>
+        <w:keepNext/>
+        <w:spacing w:before="180" w:after="120"/>
+        <w:shd w:fill="1A5276"/>
       </w:pPr>
       <w:r>
+        <w:rPr>
+          <w:rFonts w:ascii="Noto Sans CJK TC" w:hAnsi="Noto Sans CJK TC" w:eastAsia="Noto Sans CJK TC"/>
+          <w:b/>
+          <w:color w:val="FFFFFF"/>
+          <w:sz w:val="26"/>
+        </w:rPr>
         <w:t>作者提出的三條實作路徑</w:t>
       </w:r>
     </w:p>
     <w:p>
       <w:pPr>
         <w:pStyle w:val="ListBullet"/>
-        <w:ind w:left="432" w:hanging="230"/>
+        <w:spacing w:after="80"/>
+        <w:ind w:left="259" w:hanging="173"/>
       </w:pPr>
       <w:r>
         <w:rPr>
           <w:rFonts w:ascii="Noto Sans CJK TC" w:hAnsi="Noto Sans CJK TC" w:eastAsia="Noto Sans CJK TC"/>
-          <w:b w:val="0"/>
-          <w:color w:val="2B2B2B"/>
-          <w:sz w:val="21"/>
+          <w:color w:val="222222"/>
+          <w:sz w:val="20"/>
         </w:rPr>
         <w:t>快速蒐集：找 4-8 位代表性使用者，每人為每個項目提供 3-6 個詞；Gomez 與 Lochbaum [5] 的小型互動檢索實驗得到四倍提升。</w:t>
       </w:r>
@@ -455,14 +519,14 @@
     <w:p>
       <w:pPr>
         <w:pStyle w:val="ListBullet"/>
-        <w:ind w:left="432" w:hanging="230"/>
+        <w:spacing w:after="80"/>
+        <w:ind w:left="259" w:hanging="173"/>
       </w:pPr>
       <w:r>
         <w:rPr>
           <w:rFonts w:ascii="Noto Sans CJK TC" w:hAnsi="Noto Sans CJK TC" w:eastAsia="Noto Sans CJK TC"/>
-          <w:b w:val="0"/>
-          <w:color w:val="2B2B2B"/>
-          <w:sz w:val="21"/>
+          <w:color w:val="222222"/>
+          <w:sz w:val="20"/>
         </w:rPr>
         <w:t>從內容自動擷取：文字型資料可用全文索引抽取多個存取詞；作者在食譜研究中觀察到文本包含約 80% 的使用者關鍵詞。</w:t>
       </w:r>
@@ -470,37 +534,45 @@
     <w:p>
       <w:pPr>
         <w:pStyle w:val="ListBullet"/>
-        <w:ind w:left="432" w:hanging="230"/>
+        <w:spacing w:after="80"/>
+        <w:ind w:left="259" w:hanging="173"/>
       </w:pPr>
       <w:r>
         <w:rPr>
           <w:rFonts w:ascii="Noto Sans CJK TC" w:hAnsi="Noto Sans CJK TC" w:eastAsia="Noto Sans CJK TC"/>
-          <w:b w:val="0"/>
-          <w:color w:val="2B2B2B"/>
-          <w:sz w:val="21"/>
+          <w:color w:val="222222"/>
+          <w:sz w:val="20"/>
         </w:rPr>
         <w:t>使用中自適應：系統從一般索引開始，將使用者曾失敗但最後成功找到目標的詞，在使用者同意後加入詞-項目使用表；作者指出文獻 [9][10] 已有部分先例。</w:t>
       </w:r>
     </w:p>
     <w:p>
       <w:pPr>
-        <w:pStyle w:val="Heading1"/>
+        <w:keepNext/>
+        <w:spacing w:before="180" w:after="120"/>
+        <w:shd w:fill="1A5276"/>
       </w:pPr>
       <w:r>
+        <w:rPr>
+          <w:rFonts w:ascii="Noto Sans CJK TC" w:hAnsi="Noto Sans CJK TC" w:eastAsia="Noto Sans CJK TC"/>
+          <w:b/>
+          <w:color w:val="FFFFFF"/>
+          <w:sz w:val="26"/>
+        </w:rPr>
         <w:t>限制與不能過度推論的地方</w:t>
       </w:r>
     </w:p>
     <w:p>
       <w:pPr>
         <w:pStyle w:val="ListBullet"/>
-        <w:ind w:left="432" w:hanging="230"/>
+        <w:spacing w:after="80"/>
+        <w:ind w:left="259" w:hanging="173"/>
       </w:pPr>
       <w:r>
         <w:rPr>
           <w:rFonts w:ascii="Noto Sans CJK TC" w:hAnsi="Noto Sans CJK TC" w:eastAsia="Noto Sans CJK TC"/>
-          <w:b w:val="0"/>
-          <w:color w:val="2B2B2B"/>
-          <w:sz w:val="21"/>
+          <w:color w:val="222222"/>
+          <w:sz w:val="20"/>
         </w:rPr>
         <w:t>研究發表於 1987 年，資料集規模約 5-200 個項目，不能直接代表今日大型、多語言、跨模態知識庫。</w:t>
       </w:r>
@@ -508,14 +580,14 @@
     <w:p>
       <w:pPr>
         <w:pStyle w:val="ListBullet"/>
-        <w:ind w:left="432" w:hanging="230"/>
+        <w:spacing w:after="80"/>
+        <w:ind w:left="259" w:hanging="173"/>
       </w:pPr>
       <w:r>
         <w:rPr>
           <w:rFonts w:ascii="Noto Sans CJK TC" w:hAnsi="Noto Sans CJK TC" w:eastAsia="Noto Sans CJK TC"/>
-          <w:b w:val="0"/>
-          <w:color w:val="2B2B2B"/>
-          <w:sz w:val="21"/>
+          <w:color w:val="222222"/>
+          <w:sz w:val="20"/>
         </w:rPr>
         <w:t>它研究的是詞彙驅動存取與第一次嘗試，沒有比較 BM25、向量嵌入、重排序器或 RAG，也不能直接證明生成式 AI 的效果。</w:t>
       </w:r>
@@ -523,14 +595,14 @@
     <w:p>
       <w:pPr>
         <w:pStyle w:val="ListBullet"/>
-        <w:ind w:left="432" w:hanging="230"/>
+        <w:spacing w:after="80"/>
+        <w:ind w:left="259" w:hanging="173"/>
       </w:pPr>
       <w:r>
         <w:rPr>
           <w:rFonts w:ascii="Noto Sans CJK TC" w:hAnsi="Noto Sans CJK TC" w:eastAsia="Noto Sans CJK TC"/>
-          <w:b w:val="0"/>
-          <w:color w:val="2B2B2B"/>
-          <w:sz w:val="21"/>
+          <w:color w:val="222222"/>
+          <w:sz w:val="20"/>
         </w:rPr>
         <w:t>不限量別名的理想表現依賴大量真實 word-object 使用資料；資料不足時，新詞與錯誤對應仍會造成失敗。</w:t>
       </w:r>
@@ -538,14 +610,14 @@
     <w:p>
       <w:pPr>
         <w:pStyle w:val="ListBullet"/>
-        <w:ind w:left="432" w:hanging="230"/>
+        <w:spacing w:after="80"/>
+        <w:ind w:left="259" w:hanging="173"/>
       </w:pPr>
       <w:r>
         <w:rPr>
           <w:rFonts w:ascii="Noto Sans CJK TC" w:hAnsi="Noto Sans CJK TC" w:eastAsia="Noto Sans CJK TC"/>
-          <w:b w:val="0"/>
-          <w:color w:val="2B2B2B"/>
-          <w:sz w:val="21"/>
+          <w:color w:val="222222"/>
+          <w:sz w:val="20"/>
         </w:rPr>
         <w:t>較高召回可能帶來歧義，因此高風險命令不能只靠系統猜測，必須設計確認與消歧義。</w:t>
       </w:r>
@@ -553,37 +625,45 @@
     <w:p>
       <w:pPr>
         <w:pStyle w:val="ListBullet"/>
-        <w:ind w:left="432" w:hanging="230"/>
+        <w:spacing w:after="80"/>
+        <w:ind w:left="259" w:hanging="173"/>
       </w:pPr>
       <w:r>
         <w:rPr>
           <w:rFonts w:ascii="Noto Sans CJK TC" w:hAnsi="Noto Sans CJK TC" w:eastAsia="Noto Sans CJK TC"/>
-          <w:b w:val="0"/>
-          <w:color w:val="2B2B2B"/>
-          <w:sz w:val="21"/>
+          <w:color w:val="222222"/>
+          <w:sz w:val="20"/>
         </w:rPr>
         <w:t>部分結論來自模擬與早期互動系統實驗；引用具體成效時要保留資料集、樣本與假設。</w:t>
       </w:r>
     </w:p>
     <w:p>
       <w:pPr>
-        <w:pStyle w:val="Heading1"/>
+        <w:keepNext/>
+        <w:spacing w:before="180" w:after="120"/>
+        <w:shd w:fill="1A5276"/>
       </w:pPr>
       <w:r>
+        <w:rPr>
+          <w:rFonts w:ascii="Noto Sans CJK TC" w:hAnsi="Noto Sans CJK TC" w:eastAsia="Noto Sans CJK TC"/>
+          <w:b/>
+          <w:color w:val="FFFFFF"/>
+          <w:sz w:val="26"/>
+        </w:rPr>
         <w:t>引用前要回原文核對</w:t>
       </w:r>
     </w:p>
     <w:p>
       <w:pPr>
         <w:pStyle w:val="ListBullet"/>
-        <w:ind w:left="432" w:hanging="230"/>
+        <w:spacing w:after="80"/>
+        <w:ind w:left="259" w:hanging="173"/>
       </w:pPr>
       <w:r>
         <w:rPr>
           <w:rFonts w:ascii="Noto Sans CJK TC" w:hAnsi="Noto Sans CJK TC" w:eastAsia="Noto Sans CJK TC"/>
-          <w:b w:val="0"/>
-          <w:color w:val="2B2B2B"/>
-          <w:sz w:val="21"/>
+          <w:color w:val="222222"/>
+          <w:sz w:val="20"/>
         </w:rPr>
         <w:t>命中率、機率與倍數：回到 Results Tables I-VI（印刷頁 966-969）。</w:t>
       </w:r>
@@ -591,14 +671,14 @@
     <w:p>
       <w:pPr>
         <w:pStyle w:val="ListBullet"/>
-        <w:ind w:left="432" w:hanging="230"/>
+        <w:spacing w:after="80"/>
+        <w:ind w:left="259" w:hanging="173"/>
       </w:pPr>
       <w:r>
         <w:rPr>
           <w:rFonts w:ascii="Noto Sans CJK TC" w:hAnsi="Noto Sans CJK TC" w:eastAsia="Noto Sans CJK TC"/>
-          <w:b w:val="0"/>
-          <w:color w:val="2B2B2B"/>
-          <w:sz w:val="21"/>
+          <w:color w:val="222222"/>
+          <w:sz w:val="20"/>
         </w:rPr>
         <w:t>『三到五倍』改善：回到摘要與作者描述的模擬／直接實驗脈絡，不要寫成所有系統都必然提升。</w:t>
       </w:r>
@@ -606,14 +686,14 @@
     <w:p>
       <w:pPr>
         <w:pStyle w:val="ListBullet"/>
-        <w:ind w:left="432" w:hanging="230"/>
+        <w:spacing w:after="80"/>
+        <w:ind w:left="259" w:hanging="173"/>
       </w:pPr>
       <w:r>
         <w:rPr>
           <w:rFonts w:ascii="Noto Sans CJK TC" w:hAnsi="Noto Sans CJK TC" w:eastAsia="Noto Sans CJK TC"/>
-          <w:b w:val="0"/>
-          <w:color w:val="2B2B2B"/>
-          <w:sz w:val="21"/>
+          <w:color w:val="222222"/>
+          <w:sz w:val="20"/>
         </w:rPr>
         <w:t>Figure 2 的 15 個別名與 60%-80%：這是 Common Objects 資料的估計範圍，不是所有領域的固定值。</w:t>
       </w:r>
@@ -621,14 +701,14 @@
     <w:p>
       <w:pPr>
         <w:pStyle w:val="ListBullet"/>
-        <w:ind w:left="432" w:hanging="230"/>
+        <w:spacing w:after="80"/>
+        <w:ind w:left="259" w:hanging="173"/>
       </w:pPr>
       <w:r>
         <w:rPr>
           <w:rFonts w:ascii="Noto Sans CJK TC" w:hAnsi="Noto Sans CJK TC" w:eastAsia="Noto Sans CJK TC"/>
-          <w:b w:val="0"/>
-          <w:color w:val="2B2B2B"/>
-          <w:sz w:val="21"/>
+          <w:color w:val="222222"/>
+          <w:sz w:val="20"/>
         </w:rPr>
         <w:t>『50%-100% 命中率』：原文限定在不限量別名、前三次猜測、且依領域與蒐集資料量而異。</w:t>
       </w:r>
@@ -636,272 +716,132 @@
     <w:p>
       <w:pPr>
         <w:pStyle w:val="ListBullet"/>
-        <w:ind w:left="432" w:hanging="230"/>
+        <w:spacing w:after="80"/>
+        <w:ind w:left="259" w:hanging="173"/>
       </w:pPr>
       <w:r>
         <w:rPr>
           <w:rFonts w:ascii="Noto Sans CJK TC" w:hAnsi="Noto Sans CJK TC" w:eastAsia="Noto Sans CJK TC"/>
-          <w:b w:val="0"/>
-          <w:color w:val="2B2B2B"/>
-          <w:sz w:val="21"/>
+          <w:color w:val="222222"/>
+          <w:sz w:val="20"/>
         </w:rPr>
         <w:t>現代語意搜尋、向量資料庫與 RAG 的連結屬於本次研讀延伸，不是作者原始主張。</w:t>
       </w:r>
     </w:p>
     <w:p>
       <w:pPr>
-        <w:pStyle w:val="Heading1"/>
+        <w:keepNext/>
+        <w:spacing w:before="180" w:after="120"/>
+        <w:shd w:fill="1A5276"/>
       </w:pPr>
       <w:r>
+        <w:rPr>
+          <w:rFonts w:ascii="Noto Sans CJK TC" w:hAnsi="Noto Sans CJK TC" w:eastAsia="Noto Sans CJK TC"/>
+          <w:b/>
+          <w:color w:val="FFFFFF"/>
+          <w:sz w:val="26"/>
+        </w:rPr>
         <w:t>建議放進自己論文的位置</w:t>
       </w:r>
     </w:p>
-    <w:tbl>
-      <w:tblPr>
-        <w:tblStyle w:val="TableGrid"/>
-        <w:tblW w:type="auto" w:w="0"/>
-        <w:jc w:val="center"/>
-        <w:tblLook w:firstColumn="1" w:firstRow="1" w:lastColumn="0" w:lastRow="0" w:noHBand="0" w:noVBand="1" w:val="04A0"/>
-      </w:tblPr>
-      <w:tblGrid>
-        <w:gridCol w:w="4896"/>
-        <w:gridCol w:w="4896"/>
-      </w:tblGrid>
-      <w:tr>
-        <w:tc>
-          <w:tcPr>
-            <w:tcW w:type="dxa" w:w="4896"/>
-            <w:shd w:fill="DDEDE5"/>
-          </w:tcPr>
-          <w:p>
-            <w:r>
-              <w:t>章節位置</w:t>
-            </w:r>
-          </w:p>
-        </w:tc>
-        <w:tc>
-          <w:tcPr>
-            <w:tcW w:type="dxa" w:w="4896"/>
-            <w:shd w:fill="DDEDE5"/>
-          </w:tcPr>
-          <w:p>
-            <w:r>
-              <w:t>可支撐的主張</w:t>
-            </w:r>
-          </w:p>
-        </w:tc>
-      </w:tr>
-      <w:tr>
-        <w:tc>
-          <w:tcPr>
-            <w:tcW w:type="dxa" w:w="4896"/>
-          </w:tcPr>
-          <w:p>
-            <w:r>
-              <w:rPr>
-                <w:rFonts w:ascii="Noto Sans CJK TC" w:hAnsi="Noto Sans CJK TC" w:eastAsia="Noto Sans CJK TC"/>
-                <w:b w:val="0"/>
-                <w:color w:val="222222"/>
-                <w:sz w:val="19"/>
-              </w:rPr>
-              <w:t>第一章｜研究動機</w:t>
-            </w:r>
-          </w:p>
-        </w:tc>
-        <w:tc>
-          <w:tcPr>
-            <w:tcW w:type="dxa" w:w="4896"/>
-          </w:tcPr>
-          <w:p>
-            <w:r>
-              <w:rPr>
-                <w:rFonts w:ascii="Noto Sans CJK TC" w:hAnsi="Noto Sans CJK TC" w:eastAsia="Noto Sans CJK TC"/>
-                <w:b w:val="0"/>
-                <w:color w:val="222222"/>
-                <w:sz w:val="19"/>
-              </w:rPr>
-              <w:t>說明使用者詞彙與系統索引不一致，是知識檢索失敗的根本來源之一。</w:t>
-            </w:r>
-          </w:p>
-        </w:tc>
-      </w:tr>
-      <w:tr>
-        <w:tc>
-          <w:tcPr>
-            <w:tcW w:type="dxa" w:w="4896"/>
-          </w:tcPr>
-          <w:p>
-            <w:r>
-              <w:rPr>
-                <w:rFonts w:ascii="Noto Sans CJK TC" w:hAnsi="Noto Sans CJK TC" w:eastAsia="Noto Sans CJK TC"/>
-                <w:b w:val="0"/>
-                <w:color w:val="222222"/>
-                <w:sz w:val="19"/>
-              </w:rPr>
-              <w:t>第二章｜資訊檢索與人機互動</w:t>
-            </w:r>
-          </w:p>
-        </w:tc>
-        <w:tc>
-          <w:tcPr>
-            <w:tcW w:type="dxa" w:w="4896"/>
-          </w:tcPr>
-          <w:p>
-            <w:r>
-              <w:rPr>
-                <w:rFonts w:ascii="Noto Sans CJK TC" w:hAnsi="Noto Sans CJK TC" w:eastAsia="Noto Sans CJK TC"/>
-                <w:b w:val="0"/>
-                <w:color w:val="222222"/>
-                <w:sz w:val="19"/>
-              </w:rPr>
-              <w:t>作為查詢詞變異、別名、召回／精確率與消歧義的經典來源。</w:t>
-            </w:r>
-          </w:p>
-        </w:tc>
-      </w:tr>
-      <w:tr>
-        <w:tc>
-          <w:tcPr>
-            <w:tcW w:type="dxa" w:w="4896"/>
-          </w:tcPr>
-          <w:p>
-            <w:r>
-              <w:rPr>
-                <w:rFonts w:ascii="Noto Sans CJK TC" w:hAnsi="Noto Sans CJK TC" w:eastAsia="Noto Sans CJK TC"/>
-                <w:b w:val="0"/>
-                <w:color w:val="222222"/>
-                <w:sz w:val="19"/>
-              </w:rPr>
-              <w:t>第三章｜評估設計</w:t>
-            </w:r>
-          </w:p>
-        </w:tc>
-        <w:tc>
-          <w:tcPr>
-            <w:tcW w:type="dxa" w:w="4896"/>
-          </w:tcPr>
-          <w:p>
-            <w:r>
-              <w:rPr>
-                <w:rFonts w:ascii="Noto Sans CJK TC" w:hAnsi="Noto Sans CJK TC" w:eastAsia="Noto Sans CJK TC"/>
-                <w:b w:val="0"/>
-                <w:color w:val="222222"/>
-                <w:sz w:val="19"/>
-              </w:rPr>
-              <w:t>轉化為 first-try hit、Top-k hit、猜測次數、新詞率與消歧義成本等指標。</w:t>
-            </w:r>
-          </w:p>
-        </w:tc>
-      </w:tr>
-      <w:tr>
-        <w:tc>
-          <w:tcPr>
-            <w:tcW w:type="dxa" w:w="4896"/>
-          </w:tcPr>
-          <w:p>
-            <w:r>
-              <w:rPr>
-                <w:rFonts w:ascii="Noto Sans CJK TC" w:hAnsi="Noto Sans CJK TC" w:eastAsia="Noto Sans CJK TC"/>
-                <w:b w:val="0"/>
-                <w:color w:val="222222"/>
-                <w:sz w:val="19"/>
-              </w:rPr>
-              <w:t>討論章｜現代延伸</w:t>
-            </w:r>
-          </w:p>
-        </w:tc>
-        <w:tc>
-          <w:tcPr>
-            <w:tcW w:type="dxa" w:w="4896"/>
-          </w:tcPr>
-          <w:p>
-            <w:r>
-              <w:rPr>
-                <w:rFonts w:ascii="Noto Sans CJK TC" w:hAnsi="Noto Sans CJK TC" w:eastAsia="Noto Sans CJK TC"/>
-                <w:b w:val="0"/>
-                <w:color w:val="222222"/>
-                <w:sz w:val="19"/>
-              </w:rPr>
-              <w:t>比較人工別名、全文索引、語意向量與使用回饋式自適應索引的差異。</w:t>
-            </w:r>
-          </w:p>
-        </w:tc>
-      </w:tr>
-    </w:tbl>
     <w:p>
       <w:pPr>
-        <w:pStyle w:val="Heading1"/>
+        <w:pStyle w:val="ListBullet"/>
+        <w:spacing w:after="80"/>
+        <w:ind w:left="259" w:hanging="173"/>
       </w:pPr>
       <w:r>
+        <w:rPr>
+          <w:rFonts w:ascii="Noto Sans CJK TC" w:hAnsi="Noto Sans CJK TC" w:eastAsia="Noto Sans CJK TC"/>
+          <w:color w:val="222222"/>
+          <w:sz w:val="20"/>
+        </w:rPr>
+        <w:t>第一章｜研究動機：說明使用者詞彙與系統索引不一致，是知識檢索失敗的根本來源之一。</w:t>
+      </w:r>
+    </w:p>
+    <w:p>
+      <w:pPr>
+        <w:pStyle w:val="ListBullet"/>
+        <w:spacing w:after="80"/>
+        <w:ind w:left="259" w:hanging="173"/>
+      </w:pPr>
+      <w:r>
+        <w:rPr>
+          <w:rFonts w:ascii="Noto Sans CJK TC" w:hAnsi="Noto Sans CJK TC" w:eastAsia="Noto Sans CJK TC"/>
+          <w:color w:val="222222"/>
+          <w:sz w:val="20"/>
+        </w:rPr>
+        <w:t>第二章｜資訊檢索與人機互動：作為查詢詞變異、別名、召回／精確率與消歧義的經典來源。</w:t>
+      </w:r>
+    </w:p>
+    <w:p>
+      <w:pPr>
+        <w:pStyle w:val="ListBullet"/>
+        <w:spacing w:after="80"/>
+        <w:ind w:left="259" w:hanging="173"/>
+      </w:pPr>
+      <w:r>
+        <w:rPr>
+          <w:rFonts w:ascii="Noto Sans CJK TC" w:hAnsi="Noto Sans CJK TC" w:eastAsia="Noto Sans CJK TC"/>
+          <w:color w:val="222222"/>
+          <w:sz w:val="20"/>
+        </w:rPr>
+        <w:t>第三章｜評估設計：轉化為 first-try hit、Top-k hit、猜測次數、新詞率與消歧義成本等指標。</w:t>
+      </w:r>
+    </w:p>
+    <w:p>
+      <w:pPr>
+        <w:pStyle w:val="ListBullet"/>
+        <w:spacing w:after="80"/>
+        <w:ind w:left="259" w:hanging="173"/>
+      </w:pPr>
+      <w:r>
+        <w:rPr>
+          <w:rFonts w:ascii="Noto Sans CJK TC" w:hAnsi="Noto Sans CJK TC" w:eastAsia="Noto Sans CJK TC"/>
+          <w:color w:val="222222"/>
+          <w:sz w:val="20"/>
+        </w:rPr>
+        <w:t>討論章｜現代延伸：比較人工別名、全文索引、語意向量與使用回饋式自適應索引的差異。</w:t>
+      </w:r>
+    </w:p>
+    <w:p>
+      <w:pPr>
+        <w:keepNext/>
+        <w:spacing w:before="180" w:after="120"/>
+        <w:shd w:fill="1A5276"/>
+      </w:pPr>
+      <w:r>
+        <w:rPr>
+          <w:rFonts w:ascii="Noto Sans CJK TC" w:hAnsi="Noto Sans CJK TC" w:eastAsia="Noto Sans CJK TC"/>
+          <w:b/>
+          <w:color w:val="FFFFFF"/>
+          <w:sz w:val="26"/>
+        </w:rPr>
         <w:t>正式書目</w:t>
       </w:r>
     </w:p>
     <w:p>
+      <w:pPr>
+        <w:spacing w:before="60" w:after="40" w:line="240" w:lineRule="auto"/>
+        <w:jc w:val="both"/>
+      </w:pPr>
       <w:r>
         <w:rPr>
-          <w:rFonts w:ascii="Noto Sans CJK TC" w:hAnsi="Noto Sans CJK TC" w:eastAsia="Noto Sans CJK TC"/>
-          <w:b w:val="0"/>
-          <w:color w:val="2B2B2B"/>
-          <w:sz w:val="21"/>
+          <w:rFonts w:ascii="Times New Roman" w:hAnsi="Times New Roman" w:eastAsia="Times New Roman"/>
+          <w:color w:val="111111"/>
+          <w:sz w:val="20"/>
         </w:rPr>
         <w:t>Furnas, G. W., Landauer, T. K., Gomez, L. M., &amp; Dumais, S. T. (1987). The vocabulary problem in human-system communication. Communications of the ACM, 30(11), 964-971. https://doi.org/10.1145/32206.32212</w:t>
       </w:r>
     </w:p>
     <w:sectPr>
-      <w:headerReference w:type="default" r:id="rId9"/>
-      <w:footerReference w:type="default" r:id="rId10"/>
-      <w:pgSz w:w="12240" w:h="15840"/>
-      <w:pgMar w:top="1037" w:right="1224" w:bottom="1037" w:left="1224" w:header="461" w:footer="461" w:gutter="0"/>
+      <w:pgSz w:w="11909" w:h="16834"/>
+      <w:pgMar w:top="1037" w:right="1181" w:bottom="1037" w:left="1181" w:header="720" w:footer="720" w:gutter="0"/>
       <w:cols w:space="720"/>
       <w:docGrid w:linePitch="360"/>
     </w:sectPr>
   </w:body>
 </w:document>
-</file>
-
-<file path=word/footer1.xml><?xml version="1.0" encoding="utf-8"?>
-<w:ftr xmlns:m="http://schemas.openxmlformats.org/officeDocument/2006/math" xmlns:mc="http://schemas.openxmlformats.org/markup-compatibility/2006" xmlns:mo="http://schemas.microsoft.com/office/mac/office/2008/main" xmlns:mv="urn:schemas-microsoft-com:mac:vml" xmlns:o="urn:schemas-microsoft-com:office:office" xmlns:r="http://schemas.openxmlformats.org/officeDocument/2006/relationships" xmlns:v="urn:schemas-microsoft-com:vml" xmlns:w10="urn:schemas-microsoft-com:office:word" xmlns:w14="http://schemas.microsoft.com/office/word/2010/wordml" xmlns:w="http://schemas.openxmlformats.org/wordprocessingml/2006/main" xmlns:wne="http://schemas.microsoft.com/office/word/2006/wordml" xmlns:wp14="http://schemas.microsoft.com/office/word/2010/wordprocessingDrawing" xmlns:wp="http://schemas.openxmlformats.org/drawingml/2006/wordprocessingDrawing" xmlns:wpc="http://schemas.microsoft.com/office/word/2010/wordprocessingCanvas" xmlns:wpg="http://schemas.microsoft.com/office/word/2010/wordprocessingGroup" xmlns:wpi="http://schemas.microsoft.com/office/word/2010/wordprocessingInk" xmlns:wps="http://schemas.microsoft.com/office/word/2010/wordprocessingShape" mc:Ignorable="w14 wp14">
-  <w:p>
-    <w:pPr>
-      <w:pStyle w:val="Footer"/>
-      <w:jc w:val="center"/>
-    </w:pPr>
-    <w:r>
-      <w:rPr>
-        <w:rFonts w:ascii="Noto Sans CJK TC" w:hAnsi="Noto Sans CJK TC" w:eastAsia="Noto Sans CJK TC"/>
-        <w:b w:val="0"/>
-        <w:color w:val="5D756B"/>
-        <w:sz w:val="17"/>
-      </w:rPr>
-      <w:t xml:space="preserve">🍀 Learn AI with Tarshar | 2026   •   </w:t>
-    </w:r>
-    <w:r>
-      <w:fldChar w:fldCharType="begin"/>
-      <w:instrText xml:space="preserve"> PAGE </w:instrText>
-      <w:fldChar w:fldCharType="end"/>
-    </w:r>
-  </w:p>
-</w:ftr>
-</file>
-
-<file path=word/header1.xml><?xml version="1.0" encoding="utf-8"?>
-<w:hdr xmlns:m="http://schemas.openxmlformats.org/officeDocument/2006/math" xmlns:mc="http://schemas.openxmlformats.org/markup-compatibility/2006" xmlns:mo="http://schemas.microsoft.com/office/mac/office/2008/main" xmlns:mv="urn:schemas-microsoft-com:mac:vml" xmlns:o="urn:schemas-microsoft-com:office:office" xmlns:r="http://schemas.openxmlformats.org/officeDocument/2006/relationships" xmlns:v="urn:schemas-microsoft-com:vml" xmlns:w10="urn:schemas-microsoft-com:office:word" xmlns:w14="http://schemas.microsoft.com/office/word/2010/wordml" xmlns:w="http://schemas.openxmlformats.org/wordprocessingml/2006/main" xmlns:wne="http://schemas.microsoft.com/office/word/2006/wordml" xmlns:wp14="http://schemas.microsoft.com/office/word/2010/wordprocessingDrawing" xmlns:wp="http://schemas.openxmlformats.org/drawingml/2006/wordprocessingDrawing" xmlns:wpc="http://schemas.microsoft.com/office/word/2010/wordprocessingCanvas" xmlns:wpg="http://schemas.microsoft.com/office/word/2010/wordprocessingGroup" xmlns:wpi="http://schemas.microsoft.com/office/word/2010/wordprocessingInk" xmlns:wps="http://schemas.microsoft.com/office/word/2010/wordprocessingShape" mc:Ignorable="w14 wp14">
-  <w:p>
-    <w:pPr>
-      <w:pStyle w:val="Header"/>
-      <w:jc w:val="left"/>
-    </w:pPr>
-    <w:r>
-      <w:rPr>
-        <w:rFonts w:ascii="Noto Sans CJK TC" w:hAnsi="Noto Sans CJK TC" w:eastAsia="Noto Sans CJK TC"/>
-        <w:b w:val="0"/>
-        <w:color w:val="6A6A6A"/>
-        <w:sz w:val="17"/>
-      </w:rPr>
-      <w:t>A13｜The Vocabulary Problem｜研讀摘要</w:t>
-    </w:r>
-  </w:p>
-</w:hdr>
 </file>
 
 <file path=word/numbering.xml><?xml version="1.0" encoding="utf-8"?>
@@ -1267,12 +1207,9 @@
     <w:name w:val="Normal"/>
     <w:qFormat/>
     <w:rsid w:val="00FC693F"/>
-    <w:pPr>
-      <w:spacing w:after="120" w:line="288" w:lineRule="auto"/>
-    </w:pPr>
     <w:rPr>
-      <w:rFonts w:ascii="Noto Sans CJK TC" w:hAnsi="Noto Sans CJK TC" w:eastAsia="Noto Sans CJK TC"/>
-      <w:sz w:val="21"/>
+      <w:rFonts w:ascii="Times New Roman" w:hAnsi="Times New Roman" w:eastAsia="Noto Sans CJK TC"/>
+      <w:sz w:val="20"/>
     </w:rPr>
   </w:style>
   <w:style w:type="paragraph" w:styleId="Header">
@@ -1330,15 +1267,15 @@
     <w:pPr>
       <w:keepNext/>
       <w:keepLines/>
-      <w:spacing w:before="280" w:after="140"/>
+      <w:spacing w:before="480" w:after="0"/>
       <w:outlineLvl w:val="0"/>
     </w:pPr>
     <w:rPr>
-      <w:rFonts w:asciiTheme="majorHAnsi" w:eastAsiaTheme="majorEastAsia" w:hAnsiTheme="majorHAnsi" w:cstheme="majorBidi" w:ascii="Noto Sans CJK TC" w:hAnsi="Noto Sans CJK TC" w:eastAsia="Noto Sans CJK TC"/>
+      <w:rFonts w:asciiTheme="majorHAnsi" w:eastAsiaTheme="majorEastAsia" w:hAnsiTheme="majorHAnsi" w:cstheme="majorBidi"/>
       <w:b/>
       <w:bCs/>
-      <w:color w:val="2F6B57"/>
-      <w:sz w:val="32"/>
+      <w:color w:val="365F91" w:themeColor="accent1" w:themeShade="BF"/>
+      <w:sz w:val="28"/>
       <w:szCs w:val="28"/>
     </w:rPr>
   </w:style>
@@ -1354,14 +1291,14 @@
     <w:pPr>
       <w:keepNext/>
       <w:keepLines/>
-      <w:spacing w:before="200" w:after="100"/>
+      <w:spacing w:before="200" w:after="0"/>
       <w:outlineLvl w:val="1"/>
     </w:pPr>
     <w:rPr>
-      <w:rFonts w:asciiTheme="majorHAnsi" w:eastAsiaTheme="majorEastAsia" w:hAnsiTheme="majorHAnsi" w:cstheme="majorBidi" w:ascii="Noto Sans CJK TC" w:hAnsi="Noto Sans CJK TC" w:eastAsia="Noto Sans CJK TC"/>
+      <w:rFonts w:asciiTheme="majorHAnsi" w:eastAsiaTheme="majorEastAsia" w:hAnsiTheme="majorHAnsi" w:cstheme="majorBidi"/>
       <w:b/>
       <w:bCs/>
-      <w:color w:val="2F6B57"/>
+      <w:color w:val="4F81BD" w:themeColor="accent1"/>
       <w:sz w:val="26"/>
       <w:szCs w:val="26"/>
     </w:rPr>
@@ -1378,15 +1315,14 @@
     <w:pPr>
       <w:keepNext/>
       <w:keepLines/>
-      <w:spacing w:before="160" w:after="80"/>
+      <w:spacing w:before="200" w:after="0"/>
       <w:outlineLvl w:val="2"/>
     </w:pPr>
     <w:rPr>
-      <w:rFonts w:asciiTheme="majorHAnsi" w:eastAsiaTheme="majorEastAsia" w:hAnsiTheme="majorHAnsi" w:cstheme="majorBidi" w:ascii="Noto Sans CJK TC" w:hAnsi="Noto Sans CJK TC" w:eastAsia="Noto Sans CJK TC"/>
+      <w:rFonts w:asciiTheme="majorHAnsi" w:eastAsiaTheme="majorEastAsia" w:hAnsiTheme="majorHAnsi" w:cstheme="majorBidi"/>
       <w:b/>
       <w:bCs/>
-      <w:color w:val="8B5E3C"/>
-      <w:sz w:val="23"/>
+      <w:color w:val="4F81BD" w:themeColor="accent1"/>
     </w:rPr>
   </w:style>
   <w:style w:type="paragraph" w:styleId="Heading4">
@@ -12957,31 +12893,6 @@
         <w:shd w:val="clear" w:color="auto" w:fill="FBCAA2" w:themeFill="accent6" w:themeFillTint="7F"/>
       </w:tcPr>
     </w:tblStylePr>
-  </w:style>
-  <w:style w:type="paragraph" w:customStyle="1" w:styleId="EnglishBody">
-    <w:name w:val="EnglishBody"/>
-    <w:basedOn w:val="Normal"/>
-    <w:pPr>
-      <w:spacing w:after="60" w:line="269" w:lineRule="auto"/>
-    </w:pPr>
-    <w:rPr>
-      <w:rFonts w:ascii="Noto Sans CJK TC" w:hAnsi="Noto Sans CJK TC" w:eastAsia="Noto Sans CJK TC"/>
-      <w:color w:val="2B2B2B"/>
-      <w:sz w:val="19"/>
-    </w:rPr>
-  </w:style>
-  <w:style w:type="paragraph" w:customStyle="1" w:styleId="ChineseTranslation">
-    <w:name w:val="ChineseTranslation"/>
-    <w:basedOn w:val="Normal"/>
-    <w:pPr>
-      <w:spacing w:after="200" w:line="300" w:lineRule="auto"/>
-      <w:ind w:left="202"/>
-    </w:pPr>
-    <w:rPr>
-      <w:rFonts w:ascii="Noto Sans CJK TC" w:hAnsi="Noto Sans CJK TC" w:eastAsia="Noto Sans CJK TC"/>
-      <w:color w:val="285943"/>
-      <w:sz w:val="21"/>
-    </w:rPr>
   </w:style>
 </w:styles>
 </file>
